--- a/ניתוח קוד.docx
+++ b/ניתוח קוד.docx
@@ -207,6 +207,36 @@
           <w:rFonts w:hint="cs"/>
         </w:rPr>
       </w:pPr>
+      <w:r>
+        <w:rPr>
+          <w:rFonts w:hint="cs"/>
+          <w:rtl/>
+        </w:rPr>
+        <w:t xml:space="preserve">פתחנו את הקובץ ב אידה וראינו שהקוד </w:t>
+      </w:r>
+      <w:r>
+        <w:rPr>
+          <w:rFonts w:hint="cs"/>
+          <w:rtl/>
+        </w:rPr>
+        <w:t xml:space="preserve">בודק אם הסיסמה שהכנסנו נכונה, במקום לנסות לפענח את הסיסמה שינינו </w:t>
+      </w:r>
+      <w:proofErr w:type="spellStart"/>
+      <w:r>
+        <w:rPr>
+          <w:rFonts w:hint="cs"/>
+          <w:rtl/>
+        </w:rPr>
+        <w:t>בהקסה</w:t>
+      </w:r>
+      <w:proofErr w:type="spellEnd"/>
+      <w:r>
+        <w:rPr>
+          <w:rFonts w:hint="cs"/>
+          <w:rtl/>
+        </w:rPr>
+        <w:t xml:space="preserve"> את ההשוואה כך שכשהסיסמה אינה נכונה הקוד יקפיץ אותך לתשובה.</w:t>
+      </w:r>
       <w:bookmarkStart w:id="0" w:name="_GoBack"/>
       <w:bookmarkEnd w:id="0"/>
     </w:p>
